--- a/lectures_notes_code/01-git/My_Notes.docx
+++ b/lectures_notes_code/01-git/My_Notes.docx
@@ -96,6 +96,9 @@
         <w:spacing w:after="0"/>
       </w:pPr>
       <w:r>
+        <w:rPr>
+          <w:noProof/>
+        </w:rPr>
         <w:drawing>
           <wp:inline distT="0" distB="0" distL="0" distR="0" wp14:anchorId="2D0648F8" wp14:editId="6DBB24F7">
             <wp:extent cx="5731510" cy="3568700"/>
@@ -205,11 +208,577 @@
     <w:p>
       <w:pPr>
         <w:spacing w:after="0"/>
+        <w:rPr>
+          <w:lang w:val="en-US"/>
+        </w:rPr>
+      </w:pPr>
+      <w:r>
+        <w:rPr>
+          <w:lang w:val="en-US"/>
+        </w:rPr>
+        <w:t>git stash</w:t>
+      </w:r>
+    </w:p>
+    <w:p>
+      <w:pPr>
+        <w:spacing w:after="0"/>
+        <w:rPr>
+          <w:lang w:val="en-US"/>
+        </w:rPr>
+      </w:pPr>
+      <w:r>
+        <w:rPr>
+          <w:lang w:val="en-US"/>
+        </w:rPr>
+        <w:t>To send staged(tracked) content to backstage and bring when needed</w:t>
+      </w:r>
+    </w:p>
+    <w:p>
+      <w:pPr>
+        <w:spacing w:after="0"/>
+        <w:rPr>
+          <w:lang w:val="en-US"/>
+        </w:rPr>
+      </w:pPr>
+      <w:r>
+        <w:rPr>
+          <w:lang w:val="en-US"/>
+        </w:rPr>
+        <w:drawing>
+          <wp:inline distT="0" distB="0" distL="0" distR="0" wp14:anchorId="284A5A8E" wp14:editId="406EB7FE">
+            <wp:extent cx="5731510" cy="2094230"/>
+            <wp:effectExtent l="0" t="0" r="2540" b="1270"/>
+            <wp:docPr id="846477630" name="Picture 1"/>
+            <wp:cNvGraphicFramePr>
+              <a:graphicFrameLocks xmlns:a="http://schemas.openxmlformats.org/drawingml/2006/main" noChangeAspect="1"/>
+            </wp:cNvGraphicFramePr>
+            <a:graphic xmlns:a="http://schemas.openxmlformats.org/drawingml/2006/main">
+              <a:graphicData uri="http://schemas.openxmlformats.org/drawingml/2006/picture">
+                <pic:pic xmlns:pic="http://schemas.openxmlformats.org/drawingml/2006/picture">
+                  <pic:nvPicPr>
+                    <pic:cNvPr id="846477630" name=""/>
+                    <pic:cNvPicPr/>
+                  </pic:nvPicPr>
+                  <pic:blipFill>
+                    <a:blip r:embed="rId5"/>
+                    <a:stretch>
+                      <a:fillRect/>
+                    </a:stretch>
+                  </pic:blipFill>
+                  <pic:spPr>
+                    <a:xfrm>
+                      <a:off x="0" y="0"/>
+                      <a:ext cx="5731510" cy="2094230"/>
+                    </a:xfrm>
+                    <a:prstGeom prst="rect">
+                      <a:avLst/>
+                    </a:prstGeom>
+                  </pic:spPr>
+                </pic:pic>
+              </a:graphicData>
+            </a:graphic>
+          </wp:inline>
+        </w:drawing>
+      </w:r>
+    </w:p>
+    <w:p>
+      <w:pPr>
+        <w:spacing w:after="0"/>
+        <w:rPr>
+          <w:lang w:val="en-US"/>
+        </w:rPr>
+      </w:pPr>
+      <w:r>
+        <w:rPr>
+          <w:lang w:val="en-US"/>
+        </w:rPr>
+        <w:lastRenderedPageBreak/>
+        <w:drawing>
+          <wp:inline distT="0" distB="0" distL="0" distR="0" wp14:anchorId="47381D29" wp14:editId="510E567D">
+            <wp:extent cx="5731510" cy="1194435"/>
+            <wp:effectExtent l="0" t="0" r="2540" b="5715"/>
+            <wp:docPr id="530905868" name="Picture 1"/>
+            <wp:cNvGraphicFramePr>
+              <a:graphicFrameLocks xmlns:a="http://schemas.openxmlformats.org/drawingml/2006/main" noChangeAspect="1"/>
+            </wp:cNvGraphicFramePr>
+            <a:graphic xmlns:a="http://schemas.openxmlformats.org/drawingml/2006/main">
+              <a:graphicData uri="http://schemas.openxmlformats.org/drawingml/2006/picture">
+                <pic:pic xmlns:pic="http://schemas.openxmlformats.org/drawingml/2006/picture">
+                  <pic:nvPicPr>
+                    <pic:cNvPr id="530905868" name=""/>
+                    <pic:cNvPicPr/>
+                  </pic:nvPicPr>
+                  <pic:blipFill>
+                    <a:blip r:embed="rId6"/>
+                    <a:stretch>
+                      <a:fillRect/>
+                    </a:stretch>
+                  </pic:blipFill>
+                  <pic:spPr>
+                    <a:xfrm>
+                      <a:off x="0" y="0"/>
+                      <a:ext cx="5731510" cy="1194435"/>
+                    </a:xfrm>
+                    <a:prstGeom prst="rect">
+                      <a:avLst/>
+                    </a:prstGeom>
+                  </pic:spPr>
+                </pic:pic>
+              </a:graphicData>
+            </a:graphic>
+          </wp:inline>
+        </w:drawing>
+      </w:r>
+      <w:r>
+        <w:rPr>
+          <w:lang w:val="en-US"/>
+        </w:rPr>
+        <w:drawing>
+          <wp:inline distT="0" distB="0" distL="0" distR="0" wp14:anchorId="7ED6CD34" wp14:editId="7E2EC610">
+            <wp:extent cx="5731510" cy="3205480"/>
+            <wp:effectExtent l="0" t="0" r="2540" b="0"/>
+            <wp:docPr id="1656987119" name="Picture 1"/>
+            <wp:cNvGraphicFramePr>
+              <a:graphicFrameLocks xmlns:a="http://schemas.openxmlformats.org/drawingml/2006/main" noChangeAspect="1"/>
+            </wp:cNvGraphicFramePr>
+            <a:graphic xmlns:a="http://schemas.openxmlformats.org/drawingml/2006/main">
+              <a:graphicData uri="http://schemas.openxmlformats.org/drawingml/2006/picture">
+                <pic:pic xmlns:pic="http://schemas.openxmlformats.org/drawingml/2006/picture">
+                  <pic:nvPicPr>
+                    <pic:cNvPr id="1656987119" name=""/>
+                    <pic:cNvPicPr/>
+                  </pic:nvPicPr>
+                  <pic:blipFill>
+                    <a:blip r:embed="rId7"/>
+                    <a:stretch>
+                      <a:fillRect/>
+                    </a:stretch>
+                  </pic:blipFill>
+                  <pic:spPr>
+                    <a:xfrm>
+                      <a:off x="0" y="0"/>
+                      <a:ext cx="5731510" cy="3205480"/>
+                    </a:xfrm>
+                    <a:prstGeom prst="rect">
+                      <a:avLst/>
+                    </a:prstGeom>
+                  </pic:spPr>
+                </pic:pic>
+              </a:graphicData>
+            </a:graphic>
+          </wp:inline>
+        </w:drawing>
+      </w:r>
+      <w:r>
+        <w:rPr>
+          <w:lang w:val="en-US"/>
+        </w:rPr>
+        <w:drawing>
+          <wp:inline distT="0" distB="0" distL="0" distR="0" wp14:anchorId="47945A21" wp14:editId="64184C8D">
+            <wp:extent cx="5731510" cy="2858770"/>
+            <wp:effectExtent l="0" t="0" r="2540" b="0"/>
+            <wp:docPr id="260765694" name="Picture 1"/>
+            <wp:cNvGraphicFramePr>
+              <a:graphicFrameLocks xmlns:a="http://schemas.openxmlformats.org/drawingml/2006/main" noChangeAspect="1"/>
+            </wp:cNvGraphicFramePr>
+            <a:graphic xmlns:a="http://schemas.openxmlformats.org/drawingml/2006/main">
+              <a:graphicData uri="http://schemas.openxmlformats.org/drawingml/2006/picture">
+                <pic:pic xmlns:pic="http://schemas.openxmlformats.org/drawingml/2006/picture">
+                  <pic:nvPicPr>
+                    <pic:cNvPr id="260765694" name=""/>
+                    <pic:cNvPicPr/>
+                  </pic:nvPicPr>
+                  <pic:blipFill>
+                    <a:blip r:embed="rId8"/>
+                    <a:stretch>
+                      <a:fillRect/>
+                    </a:stretch>
+                  </pic:blipFill>
+                  <pic:spPr>
+                    <a:xfrm>
+                      <a:off x="0" y="0"/>
+                      <a:ext cx="5731510" cy="2858770"/>
+                    </a:xfrm>
+                    <a:prstGeom prst="rect">
+                      <a:avLst/>
+                    </a:prstGeom>
+                  </pic:spPr>
+                </pic:pic>
+              </a:graphicData>
+            </a:graphic>
+          </wp:inline>
+        </w:drawing>
+      </w:r>
+    </w:p>
+    <w:p>
+      <w:pPr>
+        <w:spacing w:after="0"/>
+        <w:rPr>
+          <w:lang w:val="en-US"/>
+        </w:rPr>
+      </w:pPr>
+      <w:r>
+        <w:rPr>
+          <w:lang w:val="en-US"/>
+        </w:rPr>
+        <w:drawing>
+          <wp:inline distT="0" distB="0" distL="0" distR="0" wp14:anchorId="41C3BFBA" wp14:editId="762CE44E">
+            <wp:extent cx="5731510" cy="2637155"/>
+            <wp:effectExtent l="0" t="0" r="2540" b="0"/>
+            <wp:docPr id="1279584905" name="Picture 1"/>
+            <wp:cNvGraphicFramePr>
+              <a:graphicFrameLocks xmlns:a="http://schemas.openxmlformats.org/drawingml/2006/main" noChangeAspect="1"/>
+            </wp:cNvGraphicFramePr>
+            <a:graphic xmlns:a="http://schemas.openxmlformats.org/drawingml/2006/main">
+              <a:graphicData uri="http://schemas.openxmlformats.org/drawingml/2006/picture">
+                <pic:pic xmlns:pic="http://schemas.openxmlformats.org/drawingml/2006/picture">
+                  <pic:nvPicPr>
+                    <pic:cNvPr id="1279584905" name=""/>
+                    <pic:cNvPicPr/>
+                  </pic:nvPicPr>
+                  <pic:blipFill>
+                    <a:blip r:embed="rId9"/>
+                    <a:stretch>
+                      <a:fillRect/>
+                    </a:stretch>
+                  </pic:blipFill>
+                  <pic:spPr>
+                    <a:xfrm>
+                      <a:off x="0" y="0"/>
+                      <a:ext cx="5731510" cy="2637155"/>
+                    </a:xfrm>
+                    <a:prstGeom prst="rect">
+                      <a:avLst/>
+                    </a:prstGeom>
+                  </pic:spPr>
+                </pic:pic>
+              </a:graphicData>
+            </a:graphic>
+          </wp:inline>
+        </w:drawing>
+      </w:r>
+    </w:p>
+    <w:p>
+      <w:pPr>
+        <w:spacing w:after="0"/>
+        <w:rPr>
+          <w:lang w:val="en-US"/>
+        </w:rPr>
+      </w:pPr>
+      <w:r>
+        <w:rPr>
+          <w:lang w:val="en-US"/>
+        </w:rPr>
+        <w:lastRenderedPageBreak/>
+        <w:drawing>
+          <wp:inline distT="0" distB="0" distL="0" distR="0" wp14:anchorId="2F5B48E4" wp14:editId="46B2D060">
+            <wp:extent cx="5731510" cy="3536950"/>
+            <wp:effectExtent l="0" t="0" r="2540" b="6350"/>
+            <wp:docPr id="725650604" name="Picture 1"/>
+            <wp:cNvGraphicFramePr>
+              <a:graphicFrameLocks xmlns:a="http://schemas.openxmlformats.org/drawingml/2006/main" noChangeAspect="1"/>
+            </wp:cNvGraphicFramePr>
+            <a:graphic xmlns:a="http://schemas.openxmlformats.org/drawingml/2006/main">
+              <a:graphicData uri="http://schemas.openxmlformats.org/drawingml/2006/picture">
+                <pic:pic xmlns:pic="http://schemas.openxmlformats.org/drawingml/2006/picture">
+                  <pic:nvPicPr>
+                    <pic:cNvPr id="725650604" name=""/>
+                    <pic:cNvPicPr/>
+                  </pic:nvPicPr>
+                  <pic:blipFill>
+                    <a:blip r:embed="rId10"/>
+                    <a:stretch>
+                      <a:fillRect/>
+                    </a:stretch>
+                  </pic:blipFill>
+                  <pic:spPr>
+                    <a:xfrm>
+                      <a:off x="0" y="0"/>
+                      <a:ext cx="5731510" cy="3536950"/>
+                    </a:xfrm>
+                    <a:prstGeom prst="rect">
+                      <a:avLst/>
+                    </a:prstGeom>
+                  </pic:spPr>
+                </pic:pic>
+              </a:graphicData>
+            </a:graphic>
+          </wp:inline>
+        </w:drawing>
+      </w:r>
+    </w:p>
+    <w:p>
+      <w:pPr>
+        <w:spacing w:after="0"/>
+        <w:rPr>
+          <w:lang w:val="en-US"/>
+        </w:rPr>
+      </w:pPr>
+    </w:p>
+    <w:p>
+      <w:pPr>
+        <w:spacing w:after="0"/>
+        <w:rPr>
+          <w:lang w:val="en-US"/>
+        </w:rPr>
+      </w:pPr>
+      <w:r>
+        <w:rPr>
+          <w:lang w:val="en-US"/>
+        </w:rPr>
+        <w:t xml:space="preserve">git </w:t>
+      </w:r>
+      <w:proofErr w:type="gramStart"/>
+      <w:r>
+        <w:rPr>
+          <w:lang w:val="en-US"/>
+        </w:rPr>
+        <w:t>stash</w:t>
+      </w:r>
+      <w:proofErr w:type="gramEnd"/>
+      <w:r>
+        <w:rPr>
+          <w:lang w:val="en-US"/>
+        </w:rPr>
+        <w:t xml:space="preserve"> clear</w:t>
+      </w:r>
+    </w:p>
+    <w:p>
+      <w:pPr>
+        <w:spacing w:after="0"/>
+        <w:rPr>
+          <w:lang w:val="en-US"/>
+        </w:rPr>
+      </w:pPr>
+      <w:r>
+        <w:rPr>
+          <w:lang w:val="en-US"/>
+        </w:rPr>
+        <w:t>Delete all stash</w:t>
+      </w:r>
+    </w:p>
+    <w:p>
+      <w:pPr>
+        <w:spacing w:after="0"/>
+        <w:rPr>
+          <w:lang w:val="en-US"/>
+        </w:rPr>
+      </w:pPr>
+      <w:r>
+        <w:rPr>
+          <w:lang w:val="en-US"/>
+        </w:rPr>
+        <w:drawing>
+          <wp:inline distT="0" distB="0" distL="0" distR="0" wp14:anchorId="4BFE2CAA" wp14:editId="2597D651">
+            <wp:extent cx="5731510" cy="2033905"/>
+            <wp:effectExtent l="0" t="0" r="2540" b="4445"/>
+            <wp:docPr id="1573321837" name="Picture 1"/>
+            <wp:cNvGraphicFramePr>
+              <a:graphicFrameLocks xmlns:a="http://schemas.openxmlformats.org/drawingml/2006/main" noChangeAspect="1"/>
+            </wp:cNvGraphicFramePr>
+            <a:graphic xmlns:a="http://schemas.openxmlformats.org/drawingml/2006/main">
+              <a:graphicData uri="http://schemas.openxmlformats.org/drawingml/2006/picture">
+                <pic:pic xmlns:pic="http://schemas.openxmlformats.org/drawingml/2006/picture">
+                  <pic:nvPicPr>
+                    <pic:cNvPr id="1573321837" name=""/>
+                    <pic:cNvPicPr/>
+                  </pic:nvPicPr>
+                  <pic:blipFill>
+                    <a:blip r:embed="rId11"/>
+                    <a:stretch>
+                      <a:fillRect/>
+                    </a:stretch>
+                  </pic:blipFill>
+                  <pic:spPr>
+                    <a:xfrm>
+                      <a:off x="0" y="0"/>
+                      <a:ext cx="5731510" cy="2033905"/>
+                    </a:xfrm>
+                    <a:prstGeom prst="rect">
+                      <a:avLst/>
+                    </a:prstGeom>
+                  </pic:spPr>
+                </pic:pic>
+              </a:graphicData>
+            </a:graphic>
+          </wp:inline>
+        </w:drawing>
+      </w:r>
+    </w:p>
+    <w:p>
+      <w:pPr>
+        <w:spacing w:after="0"/>
+        <w:rPr>
+          <w:lang w:val="en-US"/>
+        </w:rPr>
+      </w:pPr>
+      <w:r>
+        <w:rPr>
+          <w:lang w:val="en-US"/>
+        </w:rPr>
+        <w:t xml:space="preserve"> </w:t>
+      </w:r>
+    </w:p>
+    <w:p>
+      <w:pPr>
+        <w:spacing w:after="0"/>
+        <w:rPr>
+          <w:lang w:val="en-US"/>
+        </w:rPr>
+      </w:pPr>
+    </w:p>
+    <w:p>
+      <w:pPr>
+        <w:spacing w:after="0"/>
+        <w:rPr>
+          <w:lang w:val="en-US"/>
+        </w:rPr>
+      </w:pPr>
+      <w:r>
+        <w:rPr>
+          <w:lang w:val="en-US"/>
+        </w:rPr>
+        <w:t>GITHUB</w:t>
+      </w:r>
+    </w:p>
+    <w:p>
+      <w:pPr>
+        <w:spacing w:after="0"/>
+        <w:rPr>
+          <w:lang w:val="en-US"/>
+        </w:rPr>
+      </w:pPr>
+      <w:r>
+        <w:rPr>
+          <w:lang w:val="en-US"/>
+        </w:rPr>
+        <w:t>git remote -v</w:t>
+      </w:r>
+    </w:p>
+    <w:p>
+      <w:pPr>
+        <w:spacing w:after="0"/>
+        <w:rPr>
+          <w:lang w:val="en-US"/>
+        </w:rPr>
+      </w:pPr>
+      <w:r>
+        <w:rPr>
+          <w:lang w:val="en-US"/>
+        </w:rPr>
+        <w:t>git remote add origin …….</w:t>
+      </w:r>
+      <w:proofErr w:type="spellStart"/>
+      <w:r>
+        <w:rPr>
+          <w:lang w:val="en-US"/>
+        </w:rPr>
+        <w:t>url</w:t>
+      </w:r>
+      <w:proofErr w:type="spellEnd"/>
+      <w:r>
+        <w:rPr>
+          <w:lang w:val="en-US"/>
+        </w:rPr>
+        <w:t>…</w:t>
+      </w:r>
+      <w:proofErr w:type="gramStart"/>
+      <w:r>
+        <w:rPr>
+          <w:lang w:val="en-US"/>
+        </w:rPr>
+        <w:t>…..</w:t>
+      </w:r>
+      <w:proofErr w:type="gramEnd"/>
+      <w:r>
+        <w:rPr>
+          <w:lang w:val="en-US"/>
+        </w:rPr>
+        <w:tab/>
+      </w:r>
+      <w:r>
+        <w:rPr>
+          <w:lang w:val="en-US"/>
+        </w:rPr>
+        <w:tab/>
+      </w:r>
+      <w:r>
+        <w:rPr>
+          <w:lang w:val="en-US"/>
+        </w:rPr>
+        <w:tab/>
+        <w:t xml:space="preserve">(origin is the name of </w:t>
+      </w:r>
+      <w:proofErr w:type="spellStart"/>
+      <w:r>
+        <w:rPr>
+          <w:lang w:val="en-US"/>
+        </w:rPr>
+        <w:t>url</w:t>
+      </w:r>
+      <w:proofErr w:type="spellEnd"/>
+      <w:r>
+        <w:rPr>
+          <w:lang w:val="en-US"/>
+        </w:rPr>
+        <w:t>)</w:t>
+      </w:r>
+    </w:p>
+    <w:p>
+      <w:pPr>
+        <w:spacing w:after="0"/>
+        <w:rPr>
+          <w:lang w:val="en-US"/>
+        </w:rPr>
+      </w:pPr>
+      <w:r>
+        <w:rPr>
+          <w:lang w:val="en-US"/>
+        </w:rPr>
+        <w:t>git push origin …</w:t>
+      </w:r>
+      <w:proofErr w:type="spellStart"/>
+      <w:r>
+        <w:rPr>
+          <w:lang w:val="en-US"/>
+        </w:rPr>
+        <w:t>branch_name</w:t>
+      </w:r>
+      <w:proofErr w:type="spellEnd"/>
+      <w:r>
+        <w:rPr>
+          <w:lang w:val="en-US"/>
+        </w:rPr>
+        <w:t>…</w:t>
+      </w:r>
+      <w:proofErr w:type="gramStart"/>
+      <w:r>
+        <w:rPr>
+          <w:lang w:val="en-US"/>
+        </w:rPr>
+        <w:t>…..</w:t>
+      </w:r>
+      <w:proofErr w:type="gramEnd"/>
+    </w:p>
+    <w:p>
+      <w:pPr>
+        <w:spacing w:after="0"/>
+        <w:rPr>
+          <w:lang w:val="en-US"/>
+        </w:rPr>
+      </w:pPr>
+    </w:p>
+    <w:p>
+      <w:pPr>
+        <w:spacing w:after="0"/>
+        <w:rPr>
+          <w:lang w:val="en-US"/>
+        </w:rPr>
       </w:pPr>
     </w:p>
     <w:sectPr>
       <w:pgSz w:w="11906" w:h="16838"/>
-      <w:pgMar w:top="142" w:right="1440" w:bottom="1440" w:left="1440" w:header="708" w:footer="708" w:gutter="0"/>
+      <w:pgMar w:top="142" w:right="1440" w:bottom="426" w:left="1440" w:header="708" w:footer="708" w:gutter="0"/>
       <w:cols w:space="708"/>
       <w:docGrid w:linePitch="360"/>
     </w:sectPr>
@@ -820,6 +1389,7 @@
   <w:style w:type="character" w:default="1" w:styleId="DefaultParagraphFont">
     <w:name w:val="Default Paragraph Font"/>
     <w:uiPriority w:val="1"/>
+    <w:semiHidden/>
     <w:unhideWhenUsed/>
   </w:style>
   <w:style w:type="table" w:default="1" w:styleId="TableNormal">

--- a/lectures_notes_code/01-git/My_Notes.docx
+++ b/lectures_notes_code/01-git/My_Notes.docx
@@ -14,21 +14,7 @@
         <w:rPr>
           <w:lang w:val="en-US"/>
         </w:rPr>
-        <w:t xml:space="preserve">git </w:t>
-      </w:r>
-      <w:proofErr w:type="gramStart"/>
-      <w:r>
-        <w:rPr>
-          <w:lang w:val="en-US"/>
-        </w:rPr>
-        <w:t>add</w:t>
-      </w:r>
-      <w:proofErr w:type="gramEnd"/>
-      <w:r>
-        <w:rPr>
-          <w:lang w:val="en-US"/>
-        </w:rPr>
-        <w:t xml:space="preserve"> </w:t>
+        <w:t xml:space="preserve">git add </w:t>
       </w:r>
     </w:p>
     <w:p>
@@ -160,15 +146,7 @@
         <w:t>We cannot delete commit in between; Hash IDs are there for each commit</w:t>
       </w:r>
       <w:r>
-        <w:t xml:space="preserve">; Copy the hash </w:t>
-      </w:r>
-      <w:proofErr w:type="gramStart"/>
-      <w:r>
-        <w:t>ID  of</w:t>
-      </w:r>
-      <w:proofErr w:type="gramEnd"/>
-      <w:r>
-        <w:t xml:space="preserve"> latest commit which you want to keep then </w:t>
+        <w:t xml:space="preserve">; Copy the hash ID  of latest commit which you want to keep then </w:t>
       </w:r>
     </w:p>
     <w:p>
@@ -176,28 +154,15 @@
         <w:spacing w:before="240" w:after="0"/>
       </w:pPr>
       <w:r>
-        <w:t xml:space="preserve">git reset </w:t>
-      </w:r>
-      <w:proofErr w:type="spellStart"/>
-      <w:r>
-        <w:t>hashid</w:t>
-      </w:r>
-      <w:proofErr w:type="spellEnd"/>
-    </w:p>
-    <w:p>
-      <w:pPr>
-        <w:spacing w:after="0"/>
-      </w:pPr>
-      <w:r>
-        <w:t xml:space="preserve">Previous commits content is now in </w:t>
-      </w:r>
-      <w:proofErr w:type="spellStart"/>
-      <w:r>
-        <w:t>unstaged</w:t>
-      </w:r>
-      <w:proofErr w:type="spellEnd"/>
-      <w:r>
-        <w:t xml:space="preserve"> area</w:t>
+        <w:t>git reset hashid</w:t>
+      </w:r>
+    </w:p>
+    <w:p>
+      <w:pPr>
+        <w:spacing w:after="0"/>
+      </w:pPr>
+      <w:r>
+        <w:t>Previous commits content is now in unstaged area</w:t>
       </w:r>
     </w:p>
     <w:p>
@@ -242,6 +207,7 @@
       </w:pPr>
       <w:r>
         <w:rPr>
+          <w:noProof/>
           <w:lang w:val="en-US"/>
         </w:rPr>
         <w:drawing>
@@ -290,6 +256,7 @@
       </w:pPr>
       <w:r>
         <w:rPr>
+          <w:noProof/>
           <w:lang w:val="en-US"/>
         </w:rPr>
         <w:lastRenderedPageBreak/>
@@ -331,6 +298,7 @@
       </w:r>
       <w:r>
         <w:rPr>
+          <w:noProof/>
           <w:lang w:val="en-US"/>
         </w:rPr>
         <w:drawing>
@@ -371,6 +339,7 @@
       </w:r>
       <w:r>
         <w:rPr>
+          <w:noProof/>
           <w:lang w:val="en-US"/>
         </w:rPr>
         <w:drawing>
@@ -419,6 +388,7 @@
       </w:pPr>
       <w:r>
         <w:rPr>
+          <w:noProof/>
           <w:lang w:val="en-US"/>
         </w:rPr>
         <w:drawing>
@@ -467,6 +437,7 @@
       </w:pPr>
       <w:r>
         <w:rPr>
+          <w:noProof/>
           <w:lang w:val="en-US"/>
         </w:rPr>
         <w:lastRenderedPageBreak/>
@@ -526,21 +497,7 @@
         <w:rPr>
           <w:lang w:val="en-US"/>
         </w:rPr>
-        <w:t xml:space="preserve">git </w:t>
-      </w:r>
-      <w:proofErr w:type="gramStart"/>
-      <w:r>
-        <w:rPr>
-          <w:lang w:val="en-US"/>
-        </w:rPr>
-        <w:t>stash</w:t>
-      </w:r>
-      <w:proofErr w:type="gramEnd"/>
-      <w:r>
-        <w:rPr>
-          <w:lang w:val="en-US"/>
-        </w:rPr>
-        <w:t xml:space="preserve"> clear</w:t>
+        <w:t>git stash clear</w:t>
       </w:r>
     </w:p>
     <w:p>
@@ -566,6 +523,7 @@
       </w:pPr>
       <w:r>
         <w:rPr>
+          <w:noProof/>
           <w:lang w:val="en-US"/>
         </w:rPr>
         <w:drawing>
@@ -666,30 +624,8 @@
         <w:rPr>
           <w:lang w:val="en-US"/>
         </w:rPr>
-        <w:t>git remote add origin …….</w:t>
-      </w:r>
-      <w:proofErr w:type="spellStart"/>
-      <w:r>
-        <w:rPr>
-          <w:lang w:val="en-US"/>
-        </w:rPr>
-        <w:t>url</w:t>
-      </w:r>
-      <w:proofErr w:type="spellEnd"/>
-      <w:r>
-        <w:rPr>
-          <w:lang w:val="en-US"/>
-        </w:rPr>
-        <w:t>…</w:t>
-      </w:r>
-      <w:proofErr w:type="gramStart"/>
-      <w:r>
-        <w:rPr>
-          <w:lang w:val="en-US"/>
-        </w:rPr>
-        <w:t>…..</w:t>
-      </w:r>
-      <w:proofErr w:type="gramEnd"/>
+        <w:t>git remote add origin …….url……..</w:t>
+      </w:r>
       <w:r>
         <w:rPr>
           <w:lang w:val="en-US"/>
@@ -707,58 +643,164 @@
           <w:lang w:val="en-US"/>
         </w:rPr>
         <w:tab/>
-        <w:t xml:space="preserve">(origin is the name of </w:t>
-      </w:r>
-      <w:proofErr w:type="spellStart"/>
-      <w:r>
-        <w:rPr>
-          <w:lang w:val="en-US"/>
-        </w:rPr>
-        <w:t>url</w:t>
-      </w:r>
-      <w:proofErr w:type="spellEnd"/>
-      <w:r>
-        <w:rPr>
-          <w:lang w:val="en-US"/>
-        </w:rPr>
-        <w:t>)</w:t>
-      </w:r>
-    </w:p>
-    <w:p>
-      <w:pPr>
-        <w:spacing w:after="0"/>
-        <w:rPr>
-          <w:lang w:val="en-US"/>
-        </w:rPr>
-      </w:pPr>
-      <w:r>
-        <w:rPr>
-          <w:lang w:val="en-US"/>
-        </w:rPr>
-        <w:t>git push origin …</w:t>
-      </w:r>
-      <w:proofErr w:type="spellStart"/>
-      <w:r>
-        <w:rPr>
-          <w:lang w:val="en-US"/>
-        </w:rPr>
-        <w:t>branch_name</w:t>
-      </w:r>
-      <w:proofErr w:type="spellEnd"/>
-      <w:r>
-        <w:rPr>
-          <w:lang w:val="en-US"/>
-        </w:rPr>
-        <w:t>…</w:t>
-      </w:r>
-      <w:proofErr w:type="gramStart"/>
-      <w:r>
-        <w:rPr>
-          <w:lang w:val="en-US"/>
-        </w:rPr>
-        <w:t>…..</w:t>
-      </w:r>
-      <w:proofErr w:type="gramEnd"/>
+        <w:t>(origin is the name of url)</w:t>
+      </w:r>
+    </w:p>
+    <w:p>
+      <w:pPr>
+        <w:spacing w:after="0"/>
+        <w:rPr>
+          <w:lang w:val="en-US"/>
+        </w:rPr>
+      </w:pPr>
+      <w:r>
+        <w:rPr>
+          <w:lang w:val="en-US"/>
+        </w:rPr>
+        <w:t>git push origin …branch_name……..</w:t>
+      </w:r>
+    </w:p>
+    <w:p>
+      <w:pPr>
+        <w:spacing w:after="0"/>
+        <w:rPr>
+          <w:lang w:val="en-US"/>
+        </w:rPr>
+      </w:pPr>
+    </w:p>
+    <w:p>
+      <w:pPr>
+        <w:spacing w:after="0"/>
+        <w:rPr>
+          <w:lang w:val="en-US"/>
+        </w:rPr>
+      </w:pPr>
+      <w:r>
+        <w:rPr>
+          <w:lang w:val="en-US"/>
+        </w:rPr>
+        <w:t>git branch …branch_name……</w:t>
+      </w:r>
+    </w:p>
+    <w:p>
+      <w:pPr>
+        <w:spacing w:after="0"/>
+        <w:rPr>
+          <w:lang w:val="en-US"/>
+        </w:rPr>
+      </w:pPr>
+      <w:r>
+        <w:rPr>
+          <w:lang w:val="en-US"/>
+        </w:rPr>
+        <w:t>Creates new branch with the name</w:t>
+      </w:r>
+    </w:p>
+    <w:p>
+      <w:pPr>
+        <w:spacing w:after="0"/>
+        <w:rPr>
+          <w:lang w:val="en-US"/>
+        </w:rPr>
+      </w:pPr>
+    </w:p>
+    <w:p>
+      <w:pPr>
+        <w:spacing w:after="0"/>
+        <w:rPr>
+          <w:lang w:val="en-US"/>
+        </w:rPr>
+      </w:pPr>
+      <w:r>
+        <w:rPr>
+          <w:lang w:val="en-US"/>
+        </w:rPr>
+        <w:t>git checkout …branch_name…..</w:t>
+      </w:r>
+    </w:p>
+    <w:p>
+      <w:pPr>
+        <w:spacing w:after="0"/>
+        <w:rPr>
+          <w:lang w:val="en-US"/>
+        </w:rPr>
+      </w:pPr>
+      <w:r>
+        <w:rPr>
+          <w:lang w:val="en-US"/>
+        </w:rPr>
+        <w:t>Points head to the branch with the name</w:t>
+      </w:r>
+    </w:p>
+    <w:p>
+      <w:pPr>
+        <w:spacing w:after="0"/>
+        <w:rPr>
+          <w:lang w:val="en-US"/>
+        </w:rPr>
+      </w:pPr>
+      <w:r>
+        <w:rPr>
+          <w:lang w:val="en-US"/>
+        </w:rPr>
+        <w:t xml:space="preserve">new commits will be done in </w:t>
+      </w:r>
+      <w:r>
+        <w:rPr>
+          <w:lang w:val="en-US"/>
+        </w:rPr>
+        <w:t>t</w:t>
+      </w:r>
+      <w:r>
+        <w:rPr>
+          <w:lang w:val="en-US"/>
+        </w:rPr>
+        <w:t>he branch pointed by head</w:t>
+      </w:r>
+    </w:p>
+    <w:p>
+      <w:pPr>
+        <w:spacing w:after="0"/>
+        <w:rPr>
+          <w:lang w:val="en-US"/>
+        </w:rPr>
+      </w:pPr>
+    </w:p>
+    <w:p>
+      <w:pPr>
+        <w:spacing w:after="0"/>
+        <w:rPr>
+          <w:lang w:val="en-US"/>
+        </w:rPr>
+      </w:pPr>
+      <w:r>
+        <w:rPr>
+          <w:lang w:val="en-US"/>
+        </w:rPr>
+        <w:t xml:space="preserve">git merge </w:t>
+      </w:r>
+      <w:r>
+        <w:rPr>
+          <w:lang w:val="en-US"/>
+        </w:rPr>
+        <w:t>…branch_name……</w:t>
+      </w:r>
+    </w:p>
+    <w:p>
+      <w:pPr>
+        <w:spacing w:after="0"/>
+        <w:rPr>
+          <w:lang w:val="en-US"/>
+        </w:rPr>
+      </w:pPr>
+    </w:p>
+    <w:p>
+      <w:pPr>
+        <w:spacing w:after="0"/>
+        <w:rPr>
+          <w:lang w:val="en-US"/>
+        </w:rPr>
+      </w:pPr>
     </w:p>
     <w:p>
       <w:pPr>

--- a/lectures_notes_code/01-git/My_Notes.docx
+++ b/lectures_notes_code/01-git/My_Notes.docx
@@ -101,7 +101,7 @@
                     <pic:cNvPicPr/>
                   </pic:nvPicPr>
                   <pic:blipFill>
-                    <a:blip r:embed="rId4"/>
+                    <a:blip r:embed="rId5"/>
                     <a:stretch>
                       <a:fillRect/>
                     </a:stretch>
@@ -226,7 +226,7 @@
                     <pic:cNvPicPr/>
                   </pic:nvPicPr>
                   <pic:blipFill>
-                    <a:blip r:embed="rId5"/>
+                    <a:blip r:embed="rId6"/>
                     <a:stretch>
                       <a:fillRect/>
                     </a:stretch>
@@ -276,7 +276,7 @@
                     <pic:cNvPicPr/>
                   </pic:nvPicPr>
                   <pic:blipFill>
-                    <a:blip r:embed="rId6"/>
+                    <a:blip r:embed="rId7"/>
                     <a:stretch>
                       <a:fillRect/>
                     </a:stretch>
@@ -317,7 +317,7 @@
                     <pic:cNvPicPr/>
                   </pic:nvPicPr>
                   <pic:blipFill>
-                    <a:blip r:embed="rId7"/>
+                    <a:blip r:embed="rId8"/>
                     <a:stretch>
                       <a:fillRect/>
                     </a:stretch>
@@ -358,7 +358,7 @@
                     <pic:cNvPicPr/>
                   </pic:nvPicPr>
                   <pic:blipFill>
-                    <a:blip r:embed="rId8"/>
+                    <a:blip r:embed="rId9"/>
                     <a:stretch>
                       <a:fillRect/>
                     </a:stretch>
@@ -407,7 +407,7 @@
                     <pic:cNvPicPr/>
                   </pic:nvPicPr>
                   <pic:blipFill>
-                    <a:blip r:embed="rId9"/>
+                    <a:blip r:embed="rId10"/>
                     <a:stretch>
                       <a:fillRect/>
                     </a:stretch>
@@ -457,7 +457,7 @@
                     <pic:cNvPicPr/>
                   </pic:nvPicPr>
                   <pic:blipFill>
-                    <a:blip r:embed="rId10"/>
+                    <a:blip r:embed="rId11"/>
                     <a:stretch>
                       <a:fillRect/>
                     </a:stretch>
@@ -542,7 +542,7 @@
                     <pic:cNvPicPr/>
                   </pic:nvPicPr>
                   <pic:blipFill>
-                    <a:blip r:embed="rId11"/>
+                    <a:blip r:embed="rId12"/>
                     <a:stretch>
                       <a:fillRect/>
                     </a:stretch>
@@ -809,6 +809,463 @@
           <w:lang w:val="en-US"/>
         </w:rPr>
       </w:pPr>
+      <w:r>
+        <w:rPr>
+          <w:lang w:val="en-US"/>
+        </w:rPr>
+        <w:t>origin -&gt; Ur account url</w:t>
+      </w:r>
+    </w:p>
+    <w:p>
+      <w:pPr>
+        <w:spacing w:after="0"/>
+        <w:rPr>
+          <w:lang w:val="en-US"/>
+        </w:rPr>
+      </w:pPr>
+      <w:r>
+        <w:rPr>
+          <w:lang w:val="en-US"/>
+        </w:rPr>
+        <w:t>https://github.com/swapnil312/DSA-Bootcamp-Java.git</w:t>
+      </w:r>
+    </w:p>
+    <w:p>
+      <w:pPr>
+        <w:spacing w:after="0"/>
+        <w:rPr>
+          <w:lang w:val="en-US"/>
+        </w:rPr>
+      </w:pPr>
+      <w:r>
+        <w:rPr>
+          <w:lang w:val="en-US"/>
+        </w:rPr>
+        <w:t>upstream -&gt; From where you have forked url</w:t>
+      </w:r>
+    </w:p>
+    <w:p>
+      <w:pPr>
+        <w:spacing w:after="0"/>
+        <w:rPr>
+          <w:lang w:val="en-US"/>
+        </w:rPr>
+      </w:pPr>
+      <w:r>
+        <w:rPr>
+          <w:lang w:val="en-US"/>
+        </w:rPr>
+        <w:t>https://github.com/kunal-kushwaha/DSA-Bootcamp-Java.git</w:t>
+      </w:r>
+    </w:p>
+    <w:p>
+      <w:pPr>
+        <w:spacing w:after="0"/>
+        <w:rPr>
+          <w:lang w:val="en-US"/>
+        </w:rPr>
+      </w:pPr>
+      <w:r>
+        <w:rPr>
+          <w:lang w:val="en-US"/>
+        </w:rPr>
+        <w:t xml:space="preserve">git remote add upstream </w:t>
+      </w:r>
+      <w:r>
+        <w:rPr>
+          <w:lang w:val="en-US"/>
+        </w:rPr>
+        <w:t>https://github.com/swapnil312/DSA-Bootcamp-Java.git</w:t>
+      </w:r>
+    </w:p>
+    <w:p>
+      <w:pPr>
+        <w:spacing w:after="0"/>
+        <w:rPr>
+          <w:lang w:val="en-US"/>
+        </w:rPr>
+      </w:pPr>
+      <w:r>
+        <w:rPr>
+          <w:lang w:val="en-US"/>
+        </w:rPr>
+        <w:lastRenderedPageBreak/>
+        <w:drawing>
+          <wp:inline distT="0" distB="0" distL="0" distR="0" wp14:anchorId="5851CD50" wp14:editId="3D99337C">
+            <wp:extent cx="5731510" cy="1572260"/>
+            <wp:effectExtent l="0" t="0" r="2540" b="8890"/>
+            <wp:docPr id="908484412" name="Picture 1"/>
+            <wp:cNvGraphicFramePr>
+              <a:graphicFrameLocks xmlns:a="http://schemas.openxmlformats.org/drawingml/2006/main" noChangeAspect="1"/>
+            </wp:cNvGraphicFramePr>
+            <a:graphic xmlns:a="http://schemas.openxmlformats.org/drawingml/2006/main">
+              <a:graphicData uri="http://schemas.openxmlformats.org/drawingml/2006/picture">
+                <pic:pic xmlns:pic="http://schemas.openxmlformats.org/drawingml/2006/picture">
+                  <pic:nvPicPr>
+                    <pic:cNvPr id="908484412" name=""/>
+                    <pic:cNvPicPr/>
+                  </pic:nvPicPr>
+                  <pic:blipFill>
+                    <a:blip r:embed="rId13"/>
+                    <a:stretch>
+                      <a:fillRect/>
+                    </a:stretch>
+                  </pic:blipFill>
+                  <pic:spPr>
+                    <a:xfrm>
+                      <a:off x="0" y="0"/>
+                      <a:ext cx="5731510" cy="1572260"/>
+                    </a:xfrm>
+                    <a:prstGeom prst="rect">
+                      <a:avLst/>
+                    </a:prstGeom>
+                  </pic:spPr>
+                </pic:pic>
+              </a:graphicData>
+            </a:graphic>
+          </wp:inline>
+        </w:drawing>
+      </w:r>
+    </w:p>
+    <w:p>
+      <w:pPr>
+        <w:spacing w:after="0"/>
+        <w:rPr>
+          <w:lang w:val="en-US"/>
+        </w:rPr>
+      </w:pPr>
+    </w:p>
+    <w:p>
+      <w:pPr>
+        <w:spacing w:after="0"/>
+        <w:rPr>
+          <w:lang w:val="en-US"/>
+        </w:rPr>
+      </w:pPr>
+      <w:r>
+        <w:rPr>
+          <w:lang w:val="en-US"/>
+        </w:rPr>
+        <w:t>So open different branches for different features</w:t>
+      </w:r>
+    </w:p>
+    <w:p>
+      <w:pPr>
+        <w:spacing w:after="0"/>
+        <w:rPr>
+          <w:lang w:val="en-US"/>
+        </w:rPr>
+      </w:pPr>
+      <w:r>
+        <w:rPr>
+          <w:lang w:val="en-US"/>
+        </w:rPr>
+        <w:t>after commiting do git push origin …branch_name….</w:t>
+      </w:r>
+    </w:p>
+    <w:p>
+      <w:pPr>
+        <w:spacing w:after="0"/>
+        <w:rPr>
+          <w:lang w:val="en-US"/>
+        </w:rPr>
+      </w:pPr>
+      <w:r>
+        <w:rPr>
+          <w:lang w:val="en-US"/>
+        </w:rPr>
+        <w:t>Then open pull request</w:t>
+      </w:r>
+    </w:p>
+    <w:p>
+      <w:pPr>
+        <w:spacing w:after="0"/>
+        <w:rPr>
+          <w:lang w:val="en-US"/>
+        </w:rPr>
+      </w:pPr>
+    </w:p>
+    <w:p>
+      <w:pPr>
+        <w:spacing w:after="0"/>
+        <w:rPr>
+          <w:lang w:val="en-US"/>
+        </w:rPr>
+      </w:pPr>
+      <w:r>
+        <w:rPr>
+          <w:lang w:val="en-US"/>
+        </w:rPr>
+        <w:t>one pull request corresponds to one branch</w:t>
+      </w:r>
+    </w:p>
+    <w:p>
+      <w:pPr>
+        <w:spacing w:after="0"/>
+        <w:rPr>
+          <w:lang w:val="en-US"/>
+        </w:rPr>
+      </w:pPr>
+      <w:r>
+        <w:rPr>
+          <w:lang w:val="en-US"/>
+        </w:rPr>
+        <w:t>Once u open pull request to for a branch; all new commits to the branch will be shown in the pull request automatically</w:t>
+      </w:r>
+    </w:p>
+    <w:p>
+      <w:pPr>
+        <w:spacing w:after="0"/>
+        <w:rPr>
+          <w:lang w:val="en-US"/>
+        </w:rPr>
+      </w:pPr>
+    </w:p>
+    <w:p>
+      <w:pPr>
+        <w:spacing w:after="0"/>
+        <w:rPr>
+          <w:lang w:val="en-US"/>
+        </w:rPr>
+      </w:pPr>
+      <w:r>
+        <w:rPr>
+          <w:lang w:val="en-US"/>
+        </w:rPr>
+        <w:t>Suppose u do everything on the main branch; So for all features one pull request; which is veery difficult to analyse or check code;</w:t>
+      </w:r>
+    </w:p>
+    <w:p>
+      <w:pPr>
+        <w:spacing w:after="0"/>
+        <w:rPr>
+          <w:lang w:val="en-US"/>
+        </w:rPr>
+      </w:pPr>
+      <w:r>
+        <w:rPr>
+          <w:lang w:val="en-US"/>
+        </w:rPr>
+        <w:t>One branch is associated with one pull request</w:t>
+      </w:r>
+    </w:p>
+    <w:p>
+      <w:pPr>
+        <w:spacing w:after="0"/>
+        <w:rPr>
+          <w:lang w:val="en-US"/>
+        </w:rPr>
+      </w:pPr>
+    </w:p>
+    <w:p>
+      <w:pPr>
+        <w:spacing w:after="0"/>
+        <w:rPr>
+          <w:lang w:val="en-US"/>
+        </w:rPr>
+      </w:pPr>
+      <w:r>
+        <w:rPr>
+          <w:lang w:val="en-US"/>
+        </w:rPr>
+        <w:t>Suppose u want to remove a commit(or commits)</w:t>
+      </w:r>
+      <w:r>
+        <w:rPr>
+          <w:lang w:val="en-US"/>
+        </w:rPr>
+        <w:t xml:space="preserve"> from the branch which is already pull requested</w:t>
+      </w:r>
+    </w:p>
+    <w:p>
+      <w:pPr>
+        <w:pStyle w:val="ListParagraph"/>
+        <w:numPr>
+          <w:ilvl w:val="0"/>
+          <w:numId w:val="2"/>
+        </w:numPr>
+        <w:spacing w:after="0"/>
+        <w:rPr>
+          <w:lang w:val="en-US"/>
+        </w:rPr>
+      </w:pPr>
+      <w:r>
+        <w:rPr>
+          <w:lang w:val="en-US"/>
+        </w:rPr>
+        <w:t>Do git reset hash id in git bash</w:t>
+      </w:r>
+    </w:p>
+    <w:p>
+      <w:pPr>
+        <w:pStyle w:val="ListParagraph"/>
+        <w:numPr>
+          <w:ilvl w:val="0"/>
+          <w:numId w:val="2"/>
+        </w:numPr>
+        <w:spacing w:after="0"/>
+        <w:rPr>
+          <w:lang w:val="en-US"/>
+        </w:rPr>
+      </w:pPr>
+      <w:r>
+        <w:rPr>
+          <w:lang w:val="en-US"/>
+        </w:rPr>
+        <w:t>Now online repository contains commit that my repository does not</w:t>
+      </w:r>
+    </w:p>
+    <w:p>
+      <w:pPr>
+        <w:pStyle w:val="ListParagraph"/>
+        <w:numPr>
+          <w:ilvl w:val="0"/>
+          <w:numId w:val="2"/>
+        </w:numPr>
+        <w:spacing w:after="0"/>
+        <w:rPr>
+          <w:lang w:val="en-US"/>
+        </w:rPr>
+      </w:pPr>
+      <w:r>
+        <w:rPr>
+          <w:lang w:val="en-US"/>
+        </w:rPr>
+        <w:t>We have to force push it -&gt; git push origin …branch_main…. -f</w:t>
+      </w:r>
+    </w:p>
+    <w:p>
+      <w:pPr>
+        <w:pStyle w:val="ListParagraph"/>
+        <w:spacing w:after="0"/>
+        <w:rPr>
+          <w:lang w:val="en-US"/>
+        </w:rPr>
+      </w:pPr>
+      <w:r>
+        <w:rPr>
+          <w:lang w:val="en-US"/>
+        </w:rPr>
+        <w:t>(-f is for force push)</w:t>
+      </w:r>
+    </w:p>
+    <w:p>
+      <w:pPr>
+        <w:spacing w:after="0"/>
+        <w:rPr>
+          <w:lang w:val="en-US"/>
+        </w:rPr>
+      </w:pPr>
+    </w:p>
+    <w:p>
+      <w:pPr>
+        <w:spacing w:after="0"/>
+        <w:rPr>
+          <w:lang w:val="en-US"/>
+        </w:rPr>
+      </w:pPr>
+      <w:r>
+        <w:rPr>
+          <w:lang w:val="en-US"/>
+        </w:rPr>
+        <w:t xml:space="preserve">Suppose you did some commits in your new branch; and did pull request; Suppose that pull request is accepted by the upstream owner; Now the upstream main branch is ahead of ur(origin) main branch; To match your(origin) main branch with upstream main branch; click on fetch upstream  in your github repo  or   </w:t>
+      </w:r>
+    </w:p>
+    <w:p>
+      <w:pPr>
+        <w:spacing w:after="0"/>
+        <w:rPr>
+          <w:lang w:val="en-US"/>
+        </w:rPr>
+      </w:pPr>
+      <w:r>
+        <w:rPr>
+          <w:lang w:val="en-US"/>
+        </w:rPr>
+        <w:t>in git -&gt;git checkout main  -&gt;git fetch --all –prune  -&gt;git reset --hard –upstream/main  -&gt;git push origin main</w:t>
+      </w:r>
+      <w:r>
+        <w:rPr>
+          <w:lang w:val="en-US"/>
+        </w:rPr>
+        <w:t xml:space="preserve">    </w:t>
+      </w:r>
+    </w:p>
+    <w:p>
+      <w:pPr>
+        <w:spacing w:after="0"/>
+        <w:rPr>
+          <w:lang w:val="en-US"/>
+        </w:rPr>
+      </w:pPr>
+      <w:r>
+        <w:rPr>
+          <w:lang w:val="en-US"/>
+        </w:rPr>
+        <w:t>or    -&gt;git pull upstream main  (Local is sync with upstream)   -&gt; git push origin main (origin is sync with upstream)</w:t>
+      </w:r>
+    </w:p>
+    <w:p>
+      <w:pPr>
+        <w:spacing w:after="0"/>
+        <w:rPr>
+          <w:lang w:val="en-US"/>
+        </w:rPr>
+      </w:pPr>
+    </w:p>
+    <w:p>
+      <w:pPr>
+        <w:spacing w:after="0"/>
+        <w:rPr>
+          <w:lang w:val="en-US"/>
+        </w:rPr>
+      </w:pPr>
+      <w:r>
+        <w:rPr>
+          <w:lang w:val="en-US"/>
+        </w:rPr>
+        <w:t>Suppose you have many commits and you want to merge it into one commit</w:t>
+      </w:r>
+    </w:p>
+    <w:p>
+      <w:pPr>
+        <w:spacing w:after="0"/>
+        <w:rPr>
+          <w:lang w:val="en-US"/>
+        </w:rPr>
+      </w:pPr>
+    </w:p>
+    <w:p>
+      <w:pPr>
+        <w:spacing w:after="0"/>
+        <w:rPr>
+          <w:lang w:val="en-US"/>
+        </w:rPr>
+      </w:pPr>
+    </w:p>
+    <w:p>
+      <w:pPr>
+        <w:spacing w:after="0"/>
+        <w:rPr>
+          <w:lang w:val="en-US"/>
+        </w:rPr>
+      </w:pPr>
+    </w:p>
+    <w:p>
+      <w:pPr>
+        <w:spacing w:after="0"/>
+        <w:rPr>
+          <w:lang w:val="en-US"/>
+        </w:rPr>
+      </w:pPr>
+    </w:p>
+    <w:p>
+      <w:pPr>
+        <w:spacing w:after="0"/>
+        <w:rPr>
+          <w:lang w:val="en-US"/>
+        </w:rPr>
+      </w:pPr>
     </w:p>
     <w:p>
       <w:pPr>
@@ -820,12 +1277,221 @@
     </w:p>
     <w:sectPr>
       <w:pgSz w:w="11906" w:h="16838"/>
-      <w:pgMar w:top="142" w:right="1440" w:bottom="426" w:left="1440" w:header="708" w:footer="708" w:gutter="0"/>
+      <w:pgMar w:top="142" w:right="1440" w:bottom="142" w:left="1440" w:header="708" w:footer="708" w:gutter="0"/>
       <w:cols w:space="708"/>
       <w:docGrid w:linePitch="360"/>
     </w:sectPr>
   </w:body>
 </w:document>
+</file>
+
+<file path=word/numbering.xml><?xml version="1.0" encoding="utf-8"?>
+<w:numbering xmlns:wpc="http://schemas.microsoft.com/office/word/2010/wordprocessingCanvas" xmlns:cx="http://schemas.microsoft.com/office/drawing/2014/chartex" xmlns:cx1="http://schemas.microsoft.com/office/drawing/2015/9/8/chartex" xmlns:cx2="http://schemas.microsoft.com/office/drawing/2015/10/21/chartex" xmlns:cx3="http://schemas.microsoft.com/office/drawing/2016/5/9/chartex" xmlns:cx4="http://schemas.microsoft.com/office/drawing/2016/5/10/chartex" xmlns:cx5="http://schemas.microsoft.com/office/drawing/2016/5/11/chartex" xmlns:cx6="http://schemas.microsoft.com/office/drawing/2016/5/12/chartex" xmlns:cx7="http://schemas.microsoft.com/office/drawing/2016/5/13/chartex" xmlns:cx8="http://schemas.microsoft.com/office/drawing/2016/5/14/chartex" xmlns:mc="http://schemas.openxmlformats.org/markup-compatibility/2006" xmlns:aink="http://schemas.microsoft.com/office/drawing/2016/ink" xmlns:am3d="http://schemas.microsoft.com/office/drawing/2017/model3d" xmlns:o="urn:schemas-microsoft-com:office:office" xmlns:oel="http://schemas.microsoft.com/office/2019/extlst" xmlns:r="http://schemas.openxmlformats.org/officeDocument/2006/relationships" xmlns:m="http://schemas.openxmlformats.org/officeDocument/2006/math" xmlns:v="urn:schemas-microsoft-com:vml" xmlns:wp14="http://schemas.microsoft.com/office/word/2010/wordprocessingDrawing" xmlns:wp="http://schemas.openxmlformats.org/drawingml/2006/wordprocessingDrawing" xmlns:w10="urn:schemas-microsoft-com:office:word" xmlns:w="http://schemas.openxmlformats.org/wordprocessingml/2006/main" xmlns:w14="http://schemas.microsoft.com/office/word/2010/wordml" xmlns:w15="http://schemas.microsoft.com/office/word/2012/wordml" xmlns:w16cex="http://schemas.microsoft.com/office/word/2018/wordml/cex" xmlns:w16cid="http://schemas.microsoft.com/office/word/2016/wordml/cid" xmlns:w16="http://schemas.microsoft.com/office/word/2018/wordml" xmlns:w16du="http://schemas.microsoft.com/office/word/2023/wordml/word16du" xmlns:w16sdtdh="http://schemas.microsoft.com/office/word/2020/wordml/sdtdatahash" xmlns:w16sdtfl="http://schemas.microsoft.com/office/word/2024/wordml/sdtformatlock" xmlns:w16se="http://schemas.microsoft.com/office/word/2015/wordml/symex" xmlns:wpg="http://schemas.microsoft.com/office/word/2010/wordprocessingGroup" xmlns:wpi="http://schemas.microsoft.com/office/word/2010/wordprocessingInk" xmlns:wne="http://schemas.microsoft.com/office/word/2006/wordml" xmlns:wps="http://schemas.microsoft.com/office/word/2010/wordprocessingShape" mc:Ignorable="w14 w15 w16se w16cid w16 w16cex w16sdtdh w16sdtfl w16du wp14">
+  <w:abstractNum w:abstractNumId="0" w15:restartNumberingAfterBreak="0">
+    <w:nsid w:val="41552C97"/>
+    <w:multiLevelType w:val="hybridMultilevel"/>
+    <w:tmpl w:val="C160081E"/>
+    <w:lvl w:ilvl="0" w:tplc="4009000F">
+      <w:start w:val="1"/>
+      <w:numFmt w:val="decimal"/>
+      <w:lvlText w:val="%1."/>
+      <w:lvlJc w:val="left"/>
+      <w:pPr>
+        <w:ind w:left="720" w:hanging="360"/>
+      </w:pPr>
+    </w:lvl>
+    <w:lvl w:ilvl="1" w:tplc="40090019" w:tentative="1">
+      <w:start w:val="1"/>
+      <w:numFmt w:val="lowerLetter"/>
+      <w:lvlText w:val="%2."/>
+      <w:lvlJc w:val="left"/>
+      <w:pPr>
+        <w:ind w:left="1440" w:hanging="360"/>
+      </w:pPr>
+    </w:lvl>
+    <w:lvl w:ilvl="2" w:tplc="4009001B" w:tentative="1">
+      <w:start w:val="1"/>
+      <w:numFmt w:val="lowerRoman"/>
+      <w:lvlText w:val="%3."/>
+      <w:lvlJc w:val="right"/>
+      <w:pPr>
+        <w:ind w:left="2160" w:hanging="180"/>
+      </w:pPr>
+    </w:lvl>
+    <w:lvl w:ilvl="3" w:tplc="4009000F" w:tentative="1">
+      <w:start w:val="1"/>
+      <w:numFmt w:val="decimal"/>
+      <w:lvlText w:val="%4."/>
+      <w:lvlJc w:val="left"/>
+      <w:pPr>
+        <w:ind w:left="2880" w:hanging="360"/>
+      </w:pPr>
+    </w:lvl>
+    <w:lvl w:ilvl="4" w:tplc="40090019" w:tentative="1">
+      <w:start w:val="1"/>
+      <w:numFmt w:val="lowerLetter"/>
+      <w:lvlText w:val="%5."/>
+      <w:lvlJc w:val="left"/>
+      <w:pPr>
+        <w:ind w:left="3600" w:hanging="360"/>
+      </w:pPr>
+    </w:lvl>
+    <w:lvl w:ilvl="5" w:tplc="4009001B" w:tentative="1">
+      <w:start w:val="1"/>
+      <w:numFmt w:val="lowerRoman"/>
+      <w:lvlText w:val="%6."/>
+      <w:lvlJc w:val="right"/>
+      <w:pPr>
+        <w:ind w:left="4320" w:hanging="180"/>
+      </w:pPr>
+    </w:lvl>
+    <w:lvl w:ilvl="6" w:tplc="4009000F" w:tentative="1">
+      <w:start w:val="1"/>
+      <w:numFmt w:val="decimal"/>
+      <w:lvlText w:val="%7."/>
+      <w:lvlJc w:val="left"/>
+      <w:pPr>
+        <w:ind w:left="5040" w:hanging="360"/>
+      </w:pPr>
+    </w:lvl>
+    <w:lvl w:ilvl="7" w:tplc="40090019" w:tentative="1">
+      <w:start w:val="1"/>
+      <w:numFmt w:val="lowerLetter"/>
+      <w:lvlText w:val="%8."/>
+      <w:lvlJc w:val="left"/>
+      <w:pPr>
+        <w:ind w:left="5760" w:hanging="360"/>
+      </w:pPr>
+    </w:lvl>
+    <w:lvl w:ilvl="8" w:tplc="4009001B" w:tentative="1">
+      <w:start w:val="1"/>
+      <w:numFmt w:val="lowerRoman"/>
+      <w:lvlText w:val="%9."/>
+      <w:lvlJc w:val="right"/>
+      <w:pPr>
+        <w:ind w:left="6480" w:hanging="180"/>
+      </w:pPr>
+    </w:lvl>
+  </w:abstractNum>
+  <w:abstractNum w:abstractNumId="1" w15:restartNumberingAfterBreak="0">
+    <w:nsid w:val="61F2508B"/>
+    <w:multiLevelType w:val="hybridMultilevel"/>
+    <w:tmpl w:val="EAFC69BA"/>
+    <w:lvl w:ilvl="0" w:tplc="D4729DCA">
+      <w:numFmt w:val="bullet"/>
+      <w:lvlText w:val=""/>
+      <w:lvlJc w:val="left"/>
+      <w:pPr>
+        <w:ind w:left="720" w:hanging="360"/>
+      </w:pPr>
+      <w:rPr>
+        <w:rFonts w:ascii="Wingdings" w:eastAsiaTheme="minorHAnsi" w:hAnsi="Wingdings" w:cstheme="minorBidi" w:hint="default"/>
+      </w:rPr>
+    </w:lvl>
+    <w:lvl w:ilvl="1" w:tplc="40090003" w:tentative="1">
+      <w:start w:val="1"/>
+      <w:numFmt w:val="bullet"/>
+      <w:lvlText w:val="o"/>
+      <w:lvlJc w:val="left"/>
+      <w:pPr>
+        <w:ind w:left="1440" w:hanging="360"/>
+      </w:pPr>
+      <w:rPr>
+        <w:rFonts w:ascii="Courier New" w:hAnsi="Courier New" w:cs="Courier New" w:hint="default"/>
+      </w:rPr>
+    </w:lvl>
+    <w:lvl w:ilvl="2" w:tplc="40090005" w:tentative="1">
+      <w:start w:val="1"/>
+      <w:numFmt w:val="bullet"/>
+      <w:lvlText w:val=""/>
+      <w:lvlJc w:val="left"/>
+      <w:pPr>
+        <w:ind w:left="2160" w:hanging="360"/>
+      </w:pPr>
+      <w:rPr>
+        <w:rFonts w:ascii="Wingdings" w:hAnsi="Wingdings" w:hint="default"/>
+      </w:rPr>
+    </w:lvl>
+    <w:lvl w:ilvl="3" w:tplc="40090001" w:tentative="1">
+      <w:start w:val="1"/>
+      <w:numFmt w:val="bullet"/>
+      <w:lvlText w:val=""/>
+      <w:lvlJc w:val="left"/>
+      <w:pPr>
+        <w:ind w:left="2880" w:hanging="360"/>
+      </w:pPr>
+      <w:rPr>
+        <w:rFonts w:ascii="Symbol" w:hAnsi="Symbol" w:hint="default"/>
+      </w:rPr>
+    </w:lvl>
+    <w:lvl w:ilvl="4" w:tplc="40090003" w:tentative="1">
+      <w:start w:val="1"/>
+      <w:numFmt w:val="bullet"/>
+      <w:lvlText w:val="o"/>
+      <w:lvlJc w:val="left"/>
+      <w:pPr>
+        <w:ind w:left="3600" w:hanging="360"/>
+      </w:pPr>
+      <w:rPr>
+        <w:rFonts w:ascii="Courier New" w:hAnsi="Courier New" w:cs="Courier New" w:hint="default"/>
+      </w:rPr>
+    </w:lvl>
+    <w:lvl w:ilvl="5" w:tplc="40090005" w:tentative="1">
+      <w:start w:val="1"/>
+      <w:numFmt w:val="bullet"/>
+      <w:lvlText w:val=""/>
+      <w:lvlJc w:val="left"/>
+      <w:pPr>
+        <w:ind w:left="4320" w:hanging="360"/>
+      </w:pPr>
+      <w:rPr>
+        <w:rFonts w:ascii="Wingdings" w:hAnsi="Wingdings" w:hint="default"/>
+      </w:rPr>
+    </w:lvl>
+    <w:lvl w:ilvl="6" w:tplc="40090001" w:tentative="1">
+      <w:start w:val="1"/>
+      <w:numFmt w:val="bullet"/>
+      <w:lvlText w:val=""/>
+      <w:lvlJc w:val="left"/>
+      <w:pPr>
+        <w:ind w:left="5040" w:hanging="360"/>
+      </w:pPr>
+      <w:rPr>
+        <w:rFonts w:ascii="Symbol" w:hAnsi="Symbol" w:hint="default"/>
+      </w:rPr>
+    </w:lvl>
+    <w:lvl w:ilvl="7" w:tplc="40090003" w:tentative="1">
+      <w:start w:val="1"/>
+      <w:numFmt w:val="bullet"/>
+      <w:lvlText w:val="o"/>
+      <w:lvlJc w:val="left"/>
+      <w:pPr>
+        <w:ind w:left="5760" w:hanging="360"/>
+      </w:pPr>
+      <w:rPr>
+        <w:rFonts w:ascii="Courier New" w:hAnsi="Courier New" w:cs="Courier New" w:hint="default"/>
+      </w:rPr>
+    </w:lvl>
+    <w:lvl w:ilvl="8" w:tplc="40090005" w:tentative="1">
+      <w:start w:val="1"/>
+      <w:numFmt w:val="bullet"/>
+      <w:lvlText w:val=""/>
+      <w:lvlJc w:val="left"/>
+      <w:pPr>
+        <w:ind w:left="6480" w:hanging="360"/>
+      </w:pPr>
+      <w:rPr>
+        <w:rFonts w:ascii="Wingdings" w:hAnsi="Wingdings" w:hint="default"/>
+      </w:rPr>
+    </w:lvl>
+  </w:abstractNum>
+  <w:num w:numId="1" w16cid:durableId="724723444">
+    <w:abstractNumId w:val="1"/>
+  </w:num>
+  <w:num w:numId="2" w16cid:durableId="1609463653">
+    <w:abstractNumId w:val="0"/>
+  </w:num>
+</w:numbering>
 </file>
 
 <file path=word/styles.xml><?xml version="1.0" encoding="utf-8"?>

--- a/lectures_notes_code/01-git/My_Notes.docx
+++ b/lectures_notes_code/01-git/My_Notes.docx
@@ -14,7 +14,21 @@
         <w:rPr>
           <w:lang w:val="en-US"/>
         </w:rPr>
-        <w:t xml:space="preserve">git add </w:t>
+        <w:t xml:space="preserve">git </w:t>
+      </w:r>
+      <w:proofErr w:type="gramStart"/>
+      <w:r>
+        <w:rPr>
+          <w:lang w:val="en-US"/>
+        </w:rPr>
+        <w:t>add</w:t>
+      </w:r>
+      <w:proofErr w:type="gramEnd"/>
+      <w:r>
+        <w:rPr>
+          <w:lang w:val="en-US"/>
+        </w:rPr>
+        <w:t xml:space="preserve"> </w:t>
       </w:r>
     </w:p>
     <w:p>
@@ -146,7 +160,15 @@
         <w:t>We cannot delete commit in between; Hash IDs are there for each commit</w:t>
       </w:r>
       <w:r>
-        <w:t xml:space="preserve">; Copy the hash ID  of latest commit which you want to keep then </w:t>
+        <w:t xml:space="preserve">; Copy the hash </w:t>
+      </w:r>
+      <w:proofErr w:type="gramStart"/>
+      <w:r>
+        <w:t>ID  of</w:t>
+      </w:r>
+      <w:proofErr w:type="gramEnd"/>
+      <w:r>
+        <w:t xml:space="preserve"> latest commit which you want to keep then </w:t>
       </w:r>
     </w:p>
     <w:p>
@@ -154,15 +176,28 @@
         <w:spacing w:before="240" w:after="0"/>
       </w:pPr>
       <w:r>
-        <w:t>git reset hashid</w:t>
-      </w:r>
-    </w:p>
-    <w:p>
-      <w:pPr>
-        <w:spacing w:after="0"/>
-      </w:pPr>
-      <w:r>
-        <w:t>Previous commits content is now in unstaged area</w:t>
+        <w:t xml:space="preserve">git reset </w:t>
+      </w:r>
+      <w:proofErr w:type="spellStart"/>
+      <w:r>
+        <w:t>hashid</w:t>
+      </w:r>
+      <w:proofErr w:type="spellEnd"/>
+    </w:p>
+    <w:p>
+      <w:pPr>
+        <w:spacing w:after="0"/>
+      </w:pPr>
+      <w:r>
+        <w:t xml:space="preserve">Previous commits content is now in </w:t>
+      </w:r>
+      <w:proofErr w:type="spellStart"/>
+      <w:r>
+        <w:t>unstaged</w:t>
+      </w:r>
+      <w:proofErr w:type="spellEnd"/>
+      <w:r>
+        <w:t xml:space="preserve"> area</w:t>
       </w:r>
     </w:p>
     <w:p>
@@ -497,7 +532,21 @@
         <w:rPr>
           <w:lang w:val="en-US"/>
         </w:rPr>
-        <w:t>git stash clear</w:t>
+        <w:t xml:space="preserve">git </w:t>
+      </w:r>
+      <w:proofErr w:type="gramStart"/>
+      <w:r>
+        <w:rPr>
+          <w:lang w:val="en-US"/>
+        </w:rPr>
+        <w:t>stash</w:t>
+      </w:r>
+      <w:proofErr w:type="gramEnd"/>
+      <w:r>
+        <w:rPr>
+          <w:lang w:val="en-US"/>
+        </w:rPr>
+        <w:t xml:space="preserve"> clear</w:t>
       </w:r>
     </w:p>
     <w:p>
@@ -624,8 +673,16 @@
         <w:rPr>
           <w:lang w:val="en-US"/>
         </w:rPr>
-        <w:t>git remote add origin …….url……..</w:t>
-      </w:r>
+        <w:t>git remote add origin …….url…</w:t>
+      </w:r>
+      <w:proofErr w:type="gramStart"/>
+      <w:r>
+        <w:rPr>
+          <w:lang w:val="en-US"/>
+        </w:rPr>
+        <w:t>…..</w:t>
+      </w:r>
+      <w:proofErr w:type="gramEnd"/>
       <w:r>
         <w:rPr>
           <w:lang w:val="en-US"/>
@@ -657,8 +714,16 @@
         <w:rPr>
           <w:lang w:val="en-US"/>
         </w:rPr>
-        <w:t>git push origin …branch_name……..</w:t>
-      </w:r>
+        <w:t>git push origin …branch_name…</w:t>
+      </w:r>
+      <w:proofErr w:type="gramStart"/>
+      <w:r>
+        <w:rPr>
+          <w:lang w:val="en-US"/>
+        </w:rPr>
+        <w:t>…..</w:t>
+      </w:r>
+      <w:proofErr w:type="gramEnd"/>
     </w:p>
     <w:p>
       <w:pPr>
@@ -715,8 +780,16 @@
         <w:rPr>
           <w:lang w:val="en-US"/>
         </w:rPr>
-        <w:t>git checkout …branch_name…..</w:t>
-      </w:r>
+        <w:t>git checkout …branch_name</w:t>
+      </w:r>
+      <w:proofErr w:type="gramStart"/>
+      <w:r>
+        <w:rPr>
+          <w:lang w:val="en-US"/>
+        </w:rPr>
+        <w:t>…..</w:t>
+      </w:r>
+      <w:proofErr w:type="gramEnd"/>
     </w:p>
     <w:p>
       <w:pPr>
@@ -960,7 +1033,21 @@
         <w:rPr>
           <w:lang w:val="en-US"/>
         </w:rPr>
-        <w:t>after commiting do git push origin …branch_name….</w:t>
+        <w:t xml:space="preserve">after </w:t>
+      </w:r>
+      <w:proofErr w:type="spellStart"/>
+      <w:r>
+        <w:rPr>
+          <w:lang w:val="en-US"/>
+        </w:rPr>
+        <w:t>commiting</w:t>
+      </w:r>
+      <w:proofErr w:type="spellEnd"/>
+      <w:r>
+        <w:rPr>
+          <w:lang w:val="en-US"/>
+        </w:rPr>
+        <w:t xml:space="preserve"> do git push origin …branch_name….</w:t>
       </w:r>
     </w:p>
     <w:p>
@@ -1032,7 +1119,35 @@
         <w:rPr>
           <w:lang w:val="en-US"/>
         </w:rPr>
-        <w:t>Suppose u do everything on the main branch; So for all features one pull request; which is veery difficult to analyse or check code;</w:t>
+        <w:t xml:space="preserve">Suppose u do everything on the main branch; </w:t>
+      </w:r>
+      <w:proofErr w:type="gramStart"/>
+      <w:r>
+        <w:rPr>
+          <w:lang w:val="en-US"/>
+        </w:rPr>
+        <w:t>So</w:t>
+      </w:r>
+      <w:proofErr w:type="gramEnd"/>
+      <w:r>
+        <w:rPr>
+          <w:lang w:val="en-US"/>
+        </w:rPr>
+        <w:t xml:space="preserve"> for all features one pull request; which is veery difficult to </w:t>
+      </w:r>
+      <w:proofErr w:type="spellStart"/>
+      <w:r>
+        <w:rPr>
+          <w:lang w:val="en-US"/>
+        </w:rPr>
+        <w:t>analyse</w:t>
+      </w:r>
+      <w:proofErr w:type="spellEnd"/>
+      <w:r>
+        <w:rPr>
+          <w:lang w:val="en-US"/>
+        </w:rPr>
+        <w:t xml:space="preserve"> or check code;</w:t>
       </w:r>
     </w:p>
     <w:p>
@@ -1068,7 +1183,21 @@
         <w:rPr>
           <w:lang w:val="en-US"/>
         </w:rPr>
-        <w:t>Suppose u want to remove a commit(or commits)</w:t>
+        <w:t xml:space="preserve">Suppose u want to remove a </w:t>
+      </w:r>
+      <w:proofErr w:type="gramStart"/>
+      <w:r>
+        <w:rPr>
+          <w:lang w:val="en-US"/>
+        </w:rPr>
+        <w:t>commit(</w:t>
+      </w:r>
+      <w:proofErr w:type="gramEnd"/>
+      <w:r>
+        <w:rPr>
+          <w:lang w:val="en-US"/>
+        </w:rPr>
+        <w:t>or commits)</w:t>
       </w:r>
       <w:r>
         <w:rPr>
@@ -1131,7 +1260,21 @@
         <w:rPr>
           <w:lang w:val="en-US"/>
         </w:rPr>
-        <w:t>We have to force push it -&gt; git push origin …branch_main…. -f</w:t>
+        <w:t>We have to force push it -&gt; git push origin …</w:t>
+      </w:r>
+      <w:proofErr w:type="spellStart"/>
+      <w:r>
+        <w:rPr>
+          <w:lang w:val="en-US"/>
+        </w:rPr>
+        <w:t>branch_main</w:t>
+      </w:r>
+      <w:proofErr w:type="spellEnd"/>
+      <w:r>
+        <w:rPr>
+          <w:lang w:val="en-US"/>
+        </w:rPr>
+        <w:t>…. -f</w:t>
       </w:r>
     </w:p>
     <w:p>
@@ -1168,21 +1311,119 @@
         <w:rPr>
           <w:lang w:val="en-US"/>
         </w:rPr>
-        <w:t xml:space="preserve">Suppose you did some commits in your new branch; and did pull request; Suppose that pull request is accepted by the upstream owner; Now the upstream main branch is ahead of ur(origin) main branch; To match your(origin) main branch with upstream main branch; click on fetch upstream  in your github repo  or   </w:t>
-      </w:r>
-    </w:p>
-    <w:p>
-      <w:pPr>
-        <w:spacing w:after="0"/>
-        <w:rPr>
-          <w:lang w:val="en-US"/>
-        </w:rPr>
-      </w:pPr>
-      <w:r>
-        <w:rPr>
-          <w:lang w:val="en-US"/>
-        </w:rPr>
-        <w:t>in git -&gt;git checkout main  -&gt;git fetch --all –prune  -&gt;git reset --hard –upstream/main  -&gt;git push origin main</w:t>
+        <w:t xml:space="preserve">Suppose you did some commits in your new branch; and did pull request; Suppose that pull request is accepted by the upstream owner; Now the upstream main branch is ahead of </w:t>
+      </w:r>
+      <w:proofErr w:type="spellStart"/>
+      <w:r>
+        <w:rPr>
+          <w:lang w:val="en-US"/>
+        </w:rPr>
+        <w:t>ur</w:t>
+      </w:r>
+      <w:proofErr w:type="spellEnd"/>
+      <w:r>
+        <w:rPr>
+          <w:lang w:val="en-US"/>
+        </w:rPr>
+        <w:t xml:space="preserve">(origin) main branch; To match your(origin) main branch with upstream main branch; click on fetch </w:t>
+      </w:r>
+      <w:proofErr w:type="gramStart"/>
+      <w:r>
+        <w:rPr>
+          <w:lang w:val="en-US"/>
+        </w:rPr>
+        <w:t>upstream  in</w:t>
+      </w:r>
+      <w:proofErr w:type="gramEnd"/>
+      <w:r>
+        <w:rPr>
+          <w:lang w:val="en-US"/>
+        </w:rPr>
+        <w:t xml:space="preserve"> your </w:t>
+      </w:r>
+      <w:proofErr w:type="spellStart"/>
+      <w:r>
+        <w:rPr>
+          <w:lang w:val="en-US"/>
+        </w:rPr>
+        <w:t>github</w:t>
+      </w:r>
+      <w:proofErr w:type="spellEnd"/>
+      <w:r>
+        <w:rPr>
+          <w:lang w:val="en-US"/>
+        </w:rPr>
+        <w:t xml:space="preserve"> </w:t>
+      </w:r>
+      <w:proofErr w:type="gramStart"/>
+      <w:r>
+        <w:rPr>
+          <w:lang w:val="en-US"/>
+        </w:rPr>
+        <w:t>repo  or</w:t>
+      </w:r>
+      <w:proofErr w:type="gramEnd"/>
+      <w:r>
+        <w:rPr>
+          <w:lang w:val="en-US"/>
+        </w:rPr>
+        <w:t xml:space="preserve">   </w:t>
+      </w:r>
+    </w:p>
+    <w:p>
+      <w:pPr>
+        <w:spacing w:after="0"/>
+        <w:rPr>
+          <w:lang w:val="en-US"/>
+        </w:rPr>
+      </w:pPr>
+      <w:r>
+        <w:rPr>
+          <w:lang w:val="en-US"/>
+        </w:rPr>
+        <w:t xml:space="preserve">in git -&gt;git checkout </w:t>
+      </w:r>
+      <w:proofErr w:type="gramStart"/>
+      <w:r>
+        <w:rPr>
+          <w:lang w:val="en-US"/>
+        </w:rPr>
+        <w:t>main  -</w:t>
+      </w:r>
+      <w:proofErr w:type="gramEnd"/>
+      <w:r>
+        <w:rPr>
+          <w:lang w:val="en-US"/>
+        </w:rPr>
+        <w:t>&gt;git fetch --all –</w:t>
+      </w:r>
+      <w:proofErr w:type="gramStart"/>
+      <w:r>
+        <w:rPr>
+          <w:lang w:val="en-US"/>
+        </w:rPr>
+        <w:t>prune  -</w:t>
+      </w:r>
+      <w:proofErr w:type="gramEnd"/>
+      <w:r>
+        <w:rPr>
+          <w:lang w:val="en-US"/>
+        </w:rPr>
+        <w:t>&gt;git reset --hard –upstream/</w:t>
+      </w:r>
+      <w:proofErr w:type="gramStart"/>
+      <w:r>
+        <w:rPr>
+          <w:lang w:val="en-US"/>
+        </w:rPr>
+        <w:t>main  -</w:t>
+      </w:r>
+      <w:proofErr w:type="gramEnd"/>
+      <w:r>
+        <w:rPr>
+          <w:lang w:val="en-US"/>
+        </w:rPr>
+        <w:t>&gt;git push origin main</w:t>
       </w:r>
       <w:r>
         <w:rPr>
@@ -1202,62 +1443,294 @@
         <w:rPr>
           <w:lang w:val="en-US"/>
         </w:rPr>
-        <w:t>or    -&gt;git pull upstream main  (Local is sync with upstream)   -&gt; git push origin main (origin is sync with upstream)</w:t>
-      </w:r>
-    </w:p>
-    <w:p>
-      <w:pPr>
-        <w:spacing w:after="0"/>
-        <w:rPr>
-          <w:lang w:val="en-US"/>
-        </w:rPr>
-      </w:pPr>
-    </w:p>
-    <w:p>
-      <w:pPr>
-        <w:spacing w:after="0"/>
-        <w:rPr>
-          <w:lang w:val="en-US"/>
-        </w:rPr>
-      </w:pPr>
-      <w:r>
-        <w:rPr>
-          <w:lang w:val="en-US"/>
-        </w:rPr>
-        <w:t>Suppose you have many commits and you want to merge it into one commit</w:t>
-      </w:r>
-    </w:p>
-    <w:p>
-      <w:pPr>
-        <w:spacing w:after="0"/>
-        <w:rPr>
-          <w:lang w:val="en-US"/>
-        </w:rPr>
-      </w:pPr>
-    </w:p>
-    <w:p>
-      <w:pPr>
-        <w:spacing w:after="0"/>
-        <w:rPr>
-          <w:lang w:val="en-US"/>
-        </w:rPr>
-      </w:pPr>
-    </w:p>
-    <w:p>
-      <w:pPr>
-        <w:spacing w:after="0"/>
-        <w:rPr>
-          <w:lang w:val="en-US"/>
-        </w:rPr>
-      </w:pPr>
-    </w:p>
-    <w:p>
-      <w:pPr>
-        <w:spacing w:after="0"/>
-        <w:rPr>
-          <w:lang w:val="en-US"/>
-        </w:rPr>
-      </w:pPr>
+        <w:t xml:space="preserve">or    -&gt;git pull upstream </w:t>
+      </w:r>
+      <w:proofErr w:type="gramStart"/>
+      <w:r>
+        <w:rPr>
+          <w:lang w:val="en-US"/>
+        </w:rPr>
+        <w:t>main  (</w:t>
+      </w:r>
+      <w:proofErr w:type="gramEnd"/>
+      <w:r>
+        <w:rPr>
+          <w:lang w:val="en-US"/>
+        </w:rPr>
+        <w:t xml:space="preserve">Local is sync with </w:t>
+      </w:r>
+      <w:proofErr w:type="gramStart"/>
+      <w:r>
+        <w:rPr>
+          <w:lang w:val="en-US"/>
+        </w:rPr>
+        <w:t xml:space="preserve">upstream)   </w:t>
+      </w:r>
+      <w:proofErr w:type="gramEnd"/>
+      <w:r>
+        <w:rPr>
+          <w:lang w:val="en-US"/>
+        </w:rPr>
+        <w:t>-&gt; git push origin main (origin is sync with upstream)</w:t>
+      </w:r>
+    </w:p>
+    <w:p>
+      <w:pPr>
+        <w:spacing w:after="0"/>
+        <w:rPr>
+          <w:lang w:val="en-US"/>
+        </w:rPr>
+      </w:pPr>
+    </w:p>
+    <w:p>
+      <w:pPr>
+        <w:spacing w:after="0"/>
+        <w:rPr>
+          <w:lang w:val="en-US"/>
+        </w:rPr>
+      </w:pPr>
+      <w:r>
+        <w:rPr>
+          <w:lang w:val="en-US"/>
+        </w:rPr>
+        <w:t>git rebase -</w:t>
+      </w:r>
+      <w:proofErr w:type="spellStart"/>
+      <w:r>
+        <w:rPr>
+          <w:lang w:val="en-US"/>
+        </w:rPr>
+        <w:t>i</w:t>
+      </w:r>
+      <w:proofErr w:type="spellEnd"/>
+      <w:r>
+        <w:rPr>
+          <w:lang w:val="en-US"/>
+        </w:rPr>
+        <w:t xml:space="preserve"> hash number</w:t>
+      </w:r>
+    </w:p>
+    <w:p>
+      <w:pPr>
+        <w:spacing w:after="0"/>
+        <w:rPr>
+          <w:noProof/>
+        </w:rPr>
+      </w:pPr>
+      <w:r>
+        <w:rPr>
+          <w:lang w:val="en-US"/>
+        </w:rPr>
+        <w:lastRenderedPageBreak/>
+        <w:drawing>
+          <wp:inline distT="0" distB="0" distL="0" distR="0" wp14:anchorId="2BF39C62" wp14:editId="3A88AF01">
+            <wp:extent cx="5731510" cy="2978150"/>
+            <wp:effectExtent l="0" t="0" r="2540" b="0"/>
+            <wp:docPr id="1940244360" name="Picture 1"/>
+            <wp:cNvGraphicFramePr>
+              <a:graphicFrameLocks xmlns:a="http://schemas.openxmlformats.org/drawingml/2006/main" noChangeAspect="1"/>
+            </wp:cNvGraphicFramePr>
+            <a:graphic xmlns:a="http://schemas.openxmlformats.org/drawingml/2006/main">
+              <a:graphicData uri="http://schemas.openxmlformats.org/drawingml/2006/picture">
+                <pic:pic xmlns:pic="http://schemas.openxmlformats.org/drawingml/2006/picture">
+                  <pic:nvPicPr>
+                    <pic:cNvPr id="1940244360" name=""/>
+                    <pic:cNvPicPr/>
+                  </pic:nvPicPr>
+                  <pic:blipFill>
+                    <a:blip r:embed="rId14"/>
+                    <a:stretch>
+                      <a:fillRect/>
+                    </a:stretch>
+                  </pic:blipFill>
+                  <pic:spPr>
+                    <a:xfrm>
+                      <a:off x="0" y="0"/>
+                      <a:ext cx="5731510" cy="2978150"/>
+                    </a:xfrm>
+                    <a:prstGeom prst="rect">
+                      <a:avLst/>
+                    </a:prstGeom>
+                  </pic:spPr>
+                </pic:pic>
+              </a:graphicData>
+            </a:graphic>
+          </wp:inline>
+        </w:drawing>
+      </w:r>
+      <w:r>
+        <w:rPr>
+          <w:noProof/>
+        </w:rPr>
+        <w:t xml:space="preserve"> </w:t>
+      </w:r>
+      <w:r>
+        <w:rPr>
+          <w:lang w:val="en-US"/>
+        </w:rPr>
+        <w:drawing>
+          <wp:inline distT="0" distB="0" distL="0" distR="0" wp14:anchorId="08A5AFBF" wp14:editId="7E66888E">
+            <wp:extent cx="5731510" cy="5520690"/>
+            <wp:effectExtent l="0" t="0" r="2540" b="3810"/>
+            <wp:docPr id="1280497236" name="Picture 1"/>
+            <wp:cNvGraphicFramePr>
+              <a:graphicFrameLocks xmlns:a="http://schemas.openxmlformats.org/drawingml/2006/main" noChangeAspect="1"/>
+            </wp:cNvGraphicFramePr>
+            <a:graphic xmlns:a="http://schemas.openxmlformats.org/drawingml/2006/main">
+              <a:graphicData uri="http://schemas.openxmlformats.org/drawingml/2006/picture">
+                <pic:pic xmlns:pic="http://schemas.openxmlformats.org/drawingml/2006/picture">
+                  <pic:nvPicPr>
+                    <pic:cNvPr id="1280497236" name=""/>
+                    <pic:cNvPicPr/>
+                  </pic:nvPicPr>
+                  <pic:blipFill>
+                    <a:blip r:embed="rId15"/>
+                    <a:stretch>
+                      <a:fillRect/>
+                    </a:stretch>
+                  </pic:blipFill>
+                  <pic:spPr>
+                    <a:xfrm>
+                      <a:off x="0" y="0"/>
+                      <a:ext cx="5731510" cy="5520690"/>
+                    </a:xfrm>
+                    <a:prstGeom prst="rect">
+                      <a:avLst/>
+                    </a:prstGeom>
+                  </pic:spPr>
+                </pic:pic>
+              </a:graphicData>
+            </a:graphic>
+          </wp:inline>
+        </w:drawing>
+      </w:r>
+    </w:p>
+    <w:p>
+      <w:pPr>
+        <w:spacing w:after="0"/>
+        <w:rPr>
+          <w:lang w:val="en-US"/>
+        </w:rPr>
+      </w:pPr>
+      <w:r>
+        <w:rPr>
+          <w:noProof/>
+        </w:rPr>
+        <w:t>All these changes are in one commit</w:t>
+      </w:r>
+    </w:p>
+    <w:p>
+      <w:pPr>
+        <w:spacing w:after="0"/>
+        <w:rPr>
+          <w:lang w:val="en-US"/>
+        </w:rPr>
+      </w:pPr>
+      <w:r>
+        <w:rPr>
+          <w:lang w:val="en-US"/>
+        </w:rPr>
+        <w:t xml:space="preserve">after writing pick squash whatever </w:t>
+      </w:r>
+      <w:proofErr w:type="gramStart"/>
+      <w:r>
+        <w:rPr>
+          <w:lang w:val="en-US"/>
+        </w:rPr>
+        <w:t>esc :x</w:t>
+      </w:r>
+      <w:proofErr w:type="gramEnd"/>
+      <w:r>
+        <w:rPr>
+          <w:lang w:val="en-US"/>
+        </w:rPr>
+        <w:t xml:space="preserve"> then </w:t>
+      </w:r>
+      <w:proofErr w:type="gramStart"/>
+      <w:r>
+        <w:rPr>
+          <w:lang w:val="en-US"/>
+        </w:rPr>
+        <w:t>type</w:t>
+      </w:r>
+      <w:proofErr w:type="gramEnd"/>
+      <w:r>
+        <w:rPr>
+          <w:lang w:val="en-US"/>
+        </w:rPr>
+        <w:t xml:space="preserve"> message of commit</w:t>
+      </w:r>
+    </w:p>
+    <w:p>
+      <w:pPr>
+        <w:spacing w:after="0"/>
+        <w:rPr>
+          <w:lang w:val="en-US"/>
+        </w:rPr>
+      </w:pPr>
+    </w:p>
+    <w:p>
+      <w:pPr>
+        <w:spacing w:after="0"/>
+        <w:rPr>
+          <w:lang w:val="en-US"/>
+        </w:rPr>
+      </w:pPr>
+      <w:r>
+        <w:rPr>
+          <w:lang w:val="en-US"/>
+        </w:rPr>
+        <w:t>Merge Conflicts</w:t>
+      </w:r>
+    </w:p>
+    <w:p>
+      <w:pPr>
+        <w:spacing w:after="0"/>
+        <w:rPr>
+          <w:lang w:val="en-US"/>
+        </w:rPr>
+      </w:pPr>
+      <w:r>
+        <w:rPr>
+          <w:lang w:val="en-US"/>
+        </w:rPr>
+        <w:lastRenderedPageBreak/>
+        <w:drawing>
+          <wp:inline distT="0" distB="0" distL="0" distR="0" wp14:anchorId="1291B0BF" wp14:editId="65A9BD5D">
+            <wp:extent cx="5731510" cy="2327275"/>
+            <wp:effectExtent l="0" t="0" r="2540" b="0"/>
+            <wp:docPr id="1986898238" name="Picture 1"/>
+            <wp:cNvGraphicFramePr>
+              <a:graphicFrameLocks xmlns:a="http://schemas.openxmlformats.org/drawingml/2006/main" noChangeAspect="1"/>
+            </wp:cNvGraphicFramePr>
+            <a:graphic xmlns:a="http://schemas.openxmlformats.org/drawingml/2006/main">
+              <a:graphicData uri="http://schemas.openxmlformats.org/drawingml/2006/picture">
+                <pic:pic xmlns:pic="http://schemas.openxmlformats.org/drawingml/2006/picture">
+                  <pic:nvPicPr>
+                    <pic:cNvPr id="1986898238" name=""/>
+                    <pic:cNvPicPr/>
+                  </pic:nvPicPr>
+                  <pic:blipFill>
+                    <a:blip r:embed="rId16"/>
+                    <a:stretch>
+                      <a:fillRect/>
+                    </a:stretch>
+                  </pic:blipFill>
+                  <pic:spPr>
+                    <a:xfrm>
+                      <a:off x="0" y="0"/>
+                      <a:ext cx="5731510" cy="2327275"/>
+                    </a:xfrm>
+                    <a:prstGeom prst="rect">
+                      <a:avLst/>
+                    </a:prstGeom>
+                  </pic:spPr>
+                </pic:pic>
+              </a:graphicData>
+            </a:graphic>
+          </wp:inline>
+        </w:drawing>
+      </w:r>
     </w:p>
     <w:p>
       <w:pPr>
